--- a/P1/seminarski_final.docx
+++ b/P1/seminarski_final.docx
@@ -169,7 +169,7 @@
                 <w:noProof/>
               </w:rPr>
               <w:drawing>
-                <wp:inline distT="0" distB="0" distL="0" distR="0" wp14:anchorId="504A8F99" wp14:editId="1D82CADF">
+                <wp:inline distT="0" distB="0" distL="0" distR="0" wp14:anchorId="504A8F99" wp14:editId="2D02256D">
                   <wp:extent cx="1196975" cy="1153886"/>
                   <wp:effectExtent l="0" t="0" r="3175" b="8255"/>
                   <wp:docPr id="169219563" name="Picture 10"/>
@@ -2359,7 +2359,13 @@
         <w:jc w:val="both"/>
       </w:pPr>
       <w:r>
-        <w:t>Optimizacija performansi upita jedan je od centralnih problema u projektovanju sistema za upravljanje relacionim bazama podataka (RDBMS). U savremenim aplikacijama, gde se količina podataka meri stotinama gigabajta pa i terabajtima, razlika između dobro i loše postavljenog upita može biti razlika između milisekunde i nekoliko minuta čekanja. PostgreSQL, kao jedan od najnaprednijih otvorenih relacionih sistema za upravljanje bazama podataka, nudi sofisticiran skup mehanizama za efikasan pristup podacima, pri čemu su indeksi i strategije njihovog korišćenja u samom središtu tog sistema.</w:t>
+        <w:t>Optimizacija performansi upita jedan je od centralnih problema u projektovanju sistema za upravljanje relacionim bazama podataka (RDBMS). U savremenim aplikacijama, gde se količina podataka meri stotinama gigabajta</w:t>
+      </w:r>
+      <w:r>
+        <w:t>,</w:t>
+      </w:r>
+      <w:r>
+        <w:t xml:space="preserve"> pa i terabajtima, razlika između dobro i loše postavljenog upita može biti razlika između milisekunde i nekoliko minuta čekanja. PostgreSQL, kao jedan od najnaprednijih otvorenih relacionih sistema za upravljanje bazama podataka, nudi sofisticiran skup mehanizama za efikasan pristup podacima, pri čemu su indeksi i strategije njihovog korišćenja u samom središtu tog sistema.</w:t>
       </w:r>
     </w:p>
     <w:p>
@@ -6338,14 +6344,7 @@
                 <w:sz w:val="20"/>
                 <w:szCs w:val="20"/>
               </w:rPr>
-              <w:t>.</w:t>
-            </w:r>
-            <w:r>
-              <w:rPr>
-                <w:sz w:val="20"/>
-                <w:szCs w:val="20"/>
-              </w:rPr>
-              <w:t>727 ms (keš)</w:t>
+              <w:t>.727 ms (keš)</w:t>
             </w:r>
           </w:p>
         </w:tc>
@@ -6409,14 +6408,7 @@
                 <w:sz w:val="20"/>
                 <w:szCs w:val="20"/>
               </w:rPr>
-              <w:t>.</w:t>
-            </w:r>
-            <w:r>
-              <w:rPr>
-                <w:sz w:val="20"/>
-                <w:szCs w:val="20"/>
-              </w:rPr>
-              <w:t>662 ms (keš)</w:t>
+              <w:t>.662 ms (keš)</w:t>
             </w:r>
           </w:p>
         </w:tc>
